--- a/2025311857-王鑫-智251-2.docx
+++ b/2025311857-王鑫-智251-2.docx
@@ -1152,6 +1152,118 @@
     <w:p>
       <w:pPr>
         <w:rPr>
+          <w:rFonts w:hint="default"/>
+          <w:lang w:val="en-US" w:eastAsia="zh-CN"/>
+        </w:rPr>
+      </w:pPr>
+      <w:r>
+        <w:rPr>
+          <w:rFonts w:hint="eastAsia"/>
+          <w:lang w:val="en-US" w:eastAsia="zh-CN"/>
+        </w:rPr>
+        <w:t>四.github仓库证明</w:t>
+      </w:r>
+    </w:p>
+    <w:p>
+      <w:pPr>
+        <w:rPr>
+          <w:rFonts w:hint="eastAsia"/>
+          <w:lang w:val="en-US" w:eastAsia="zh-CN"/>
+        </w:rPr>
+      </w:pPr>
+      <w:r>
+        <w:rPr>
+          <w:rFonts w:hint="eastAsia"/>
+          <w:lang w:val="en-US" w:eastAsia="zh-CN"/>
+        </w:rPr>
+        <w:t>仓库链接https://github.com/wx732/-</w:t>
+      </w:r>
+    </w:p>
+    <w:p>
+      <w:pPr>
+        <w:rPr>
+          <w:rFonts w:hint="eastAsia"/>
+          <w:lang w:val="en-US" w:eastAsia="zh-CN"/>
+        </w:rPr>
+      </w:pPr>
+      <w:r>
+        <w:rPr>
+          <w:rFonts w:hint="eastAsia"/>
+          <w:lang w:val="en-US" w:eastAsia="zh-CN"/>
+        </w:rPr>
+        <w:t>仓库截图</w:t>
+      </w:r>
+    </w:p>
+    <w:p>
+      <w:pPr>
+        <w:rPr>
+          <w:rFonts w:hint="default"/>
+          <w:lang w:val="en-US" w:eastAsia="zh-CN"/>
+        </w:rPr>
+      </w:pPr>
+    </w:p>
+    <w:p>
+      <w:pPr>
+        <w:rPr>
+          <w:rFonts w:hint="eastAsia"/>
+        </w:rPr>
+      </w:pPr>
+      <w:bookmarkStart w:id="0" w:name="_GoBack"/>
+      <w:r>
+        <w:drawing>
+          <wp:inline distT="0" distB="0" distL="114300" distR="114300">
+            <wp:extent cx="3343275" cy="2372995"/>
+            <wp:effectExtent l="0" t="0" r="9525" b="4445"/>
+            <wp:docPr id="2" name="图片 2"/>
+            <wp:cNvGraphicFramePr>
+              <a:graphicFrameLocks xmlns:a="http://schemas.openxmlformats.org/drawingml/2006/main" noChangeAspect="1"/>
+            </wp:cNvGraphicFramePr>
+            <a:graphic xmlns:a="http://schemas.openxmlformats.org/drawingml/2006/main">
+              <a:graphicData uri="http://schemas.openxmlformats.org/drawingml/2006/picture">
+                <pic:pic xmlns:pic="http://schemas.openxmlformats.org/drawingml/2006/picture">
+                  <pic:nvPicPr>
+                    <pic:cNvPr id="2" name="图片 2"/>
+                    <pic:cNvPicPr>
+                      <a:picLocks noChangeAspect="1"/>
+                    </pic:cNvPicPr>
+                  </pic:nvPicPr>
+                  <pic:blipFill>
+                    <a:blip r:embed="rId4"/>
+                    <a:stretch>
+                      <a:fillRect/>
+                    </a:stretch>
+                  </pic:blipFill>
+                  <pic:spPr>
+                    <a:xfrm>
+                      <a:off x="0" y="0"/>
+                      <a:ext cx="3343275" cy="2372995"/>
+                    </a:xfrm>
+                    <a:prstGeom prst="rect">
+                      <a:avLst/>
+                    </a:prstGeom>
+                    <a:noFill/>
+                    <a:ln>
+                      <a:noFill/>
+                    </a:ln>
+                  </pic:spPr>
+                </pic:pic>
+              </a:graphicData>
+            </a:graphic>
+          </wp:inline>
+        </w:drawing>
+      </w:r>
+      <w:bookmarkEnd w:id="0"/>
+    </w:p>
+    <w:p>
+      <w:pPr>
+        <w:rPr>
+          <w:rFonts w:hint="eastAsia"/>
+        </w:rPr>
+      </w:pPr>
+    </w:p>
+    <w:p>
+      <w:pPr>
+        <w:rPr>
           <w:rFonts w:hint="eastAsia"/>
         </w:rPr>
       </w:pPr>
@@ -1708,10 +1820,7 @@
         <w:t>通过本项目完整掌握量化策略从理论→代码开发→回测验证→数据分析全流程，理解了量化不是稳赚公式，没有万能交易策略。量化的核心是通过历史数据认清策略的适用边界，利用规则克服人性情绪化交易；同时熟悉掘金量化SDK、Python数据处理、GitHub项目托管等工程能力，对人工智能在金融投顾、智能交易落地有了具象认知。</w:t>
       </w:r>
     </w:p>
-    <w:p>
-      <w:bookmarkStart w:id="0" w:name="_GoBack"/>
-      <w:bookmarkEnd w:id="0"/>
-    </w:p>
+    <w:p/>
     <w:sectPr>
       <w:pgSz w:w="11906" w:h="16838"/>
       <w:pgMar w:top="1440" w:right="1800" w:bottom="1440" w:left="1800" w:header="851" w:footer="992" w:gutter="0"/>
@@ -1727,7 +1836,7 @@
   <w:docDefaults>
     <w:rPrDefault>
       <w:rPr>
-        <w:rFonts w:asciiTheme="minorHAnsi" w:hAnsiTheme="minorHAnsi" w:eastAsiaTheme="minorEastAsia" w:cstheme="minorBidi"/>
+        <w:rFonts w:ascii="Times New Roman" w:hAnsi="Times New Roman" w:eastAsia="宋体" w:cs="Times New Roman"/>
       </w:rPr>
     </w:rPrDefault>
     <w:pPrDefault/>
@@ -1798,7 +1907,7 @@
     <w:lsdException w:qFormat="1" w:unhideWhenUsed="0" w:uiPriority="0" w:semiHidden="0" w:name="Title"/>
     <w:lsdException w:unhideWhenUsed="0" w:uiPriority="0" w:semiHidden="0" w:name="Closing"/>
     <w:lsdException w:unhideWhenUsed="0" w:uiPriority="0" w:semiHidden="0" w:name="Signature"/>
-    <w:lsdException w:unhideWhenUsed="0" w:uiPriority="0" w:name="Default Paragraph Font"/>
+    <w:lsdException w:qFormat="1" w:unhideWhenUsed="0" w:uiPriority="0" w:name="Default Paragraph Font"/>
     <w:lsdException w:unhideWhenUsed="0" w:uiPriority="0" w:semiHidden="0" w:name="Body Text"/>
     <w:lsdException w:unhideWhenUsed="0" w:uiPriority="0" w:semiHidden="0" w:name="Body Text Indent"/>
     <w:lsdException w:unhideWhenUsed="0" w:uiPriority="0" w:semiHidden="0" w:name="List Continue"/>
@@ -1836,7 +1945,7 @@
     <w:lsdException w:unhideWhenUsed="0" w:uiPriority="0" w:semiHidden="0" w:name="HTML Sample"/>
     <w:lsdException w:unhideWhenUsed="0" w:uiPriority="0" w:semiHidden="0" w:name="HTML Typewriter"/>
     <w:lsdException w:unhideWhenUsed="0" w:uiPriority="0" w:semiHidden="0" w:name="HTML Variable"/>
-    <w:lsdException w:unhideWhenUsed="0" w:uiPriority="0" w:name="Normal Table"/>
+    <w:lsdException w:qFormat="1" w:unhideWhenUsed="0" w:uiPriority="0" w:name="Normal Table"/>
     <w:lsdException w:unhideWhenUsed="0" w:uiPriority="0" w:semiHidden="0" w:name="annotation subject"/>
     <w:lsdException w:unhideWhenUsed="0" w:uiPriority="0" w:semiHidden="0" w:name="Table Simple 1"/>
     <w:lsdException w:unhideWhenUsed="0" w:uiPriority="0" w:semiHidden="0" w:name="Table Simple 2"/>
@@ -2001,11 +2110,13 @@
   <w:style w:type="character" w:default="1" w:styleId="3">
     <w:name w:val="Default Paragraph Font"/>
     <w:semiHidden/>
+    <w:qFormat/>
     <w:uiPriority w:val="0"/>
   </w:style>
   <w:style w:type="table" w:default="1" w:styleId="2">
     <w:name w:val="Normal Table"/>
     <w:semiHidden/>
+    <w:qFormat/>
     <w:uiPriority w:val="0"/>
     <w:tblPr>
       <w:tblCellMar>
@@ -2015,6 +2126,15 @@
         <w:right w:w="108" w:type="dxa"/>
       </w:tblCellMar>
     </w:tblPr>
+  </w:style>
+  <w:style w:type="character" w:styleId="4">
+    <w:name w:val="Hyperlink"/>
+    <w:basedOn w:val="3"/>
+    <w:uiPriority w:val="0"/>
+    <w:rPr>
+      <w:color w:val="0000FF"/>
+      <w:u w:val="single"/>
+    </w:rPr>
   </w:style>
 </w:styles>
 </file>
